--- a/STAT2003-Assignment-1.docx
+++ b/STAT2003-Assignment-1.docx
@@ -41,14 +41,6 @@
       </w:pPr>
       <w:r>
         <w:t xml:space="preserve">The experiment is subject to three principles of experimental design (Montgomery 2020). Randomisation is conducted through random observation assignment to cross-validation (CV) folds with set.seed(123). Replication is achieved via repeated 10-fold CV with 5 repeats, producing 50 resamples, each serving as an experimental unit. Blocking treats each resample as a block; all algorithms are evaluated under identical splits, controlling fold-to-fold variation . Residual diagnostics are conducted prior to formal RBD ANOVA interpretation.</w:t>
-      </w:r>
-    </w:p>
-    <w:p>
-      <w:pPr>
-        <w:pStyle w:val="BodyText"/>
-      </w:pPr>
-      <w:r>
-        <w:t xml:space="preserve">(198 words)</w:t>
       </w:r>
     </w:p>
     <w:p>
@@ -192,7 +184,7 @@
         <w:pStyle w:val="BodyText"/>
       </w:pPr>
       <w:r>
-        <w:t xml:space="preserve">Assumption checks confirm that normality of residuals was satisfied (p = 0.063); however, homogeneity of variance was violated as seen in the Bartlett and Levene tests (p &lt; 0.001). A log transformation was attempted but did not resolve the violation as AUC-ROC values are bounded and approximately symmetric. Despite this, ANOVA is known to be relatively robust to these violations in balanced designs with equal sample sizes (n = 50 per algorithm). As ANOVA assumptions were not fully satisfied, a Friedman test was conducted as a non-parametric sensitivity check confirming a significant difference between algorithms (p &lt; 0.001), supporting the conclusions drawn from the ANOVA.</w:t>
+        <w:t xml:space="preserve">Assumption checks confirm that normality of residuals was satisfied (p = 0.063); however, homogeneity of variance was violated as seen in the Bartlett and Levene tests (p &lt; 0.001). A log transformation was attempted but did not resolve the violation as AUC-ROC values are bounded and approximately symmetric. Despite this, ANOVA is known to be relatively robust to these violations in balanced designs with equal sample sizes (Blanca et al. 2018). As ANOVA assumptions were not fully satisfied, a Friedman test was conducted as a non-parametric sensitivity check confirming a significant difference between algorithms (p &lt; 0.001), supporting the conclusions drawn from the ANOVA.</w:t>
       </w:r>
     </w:p>
     <w:p>
@@ -201,14 +193,6 @@
       </w:pPr>
       <w:r>
         <w:t xml:space="preserve">Overall, Logistic Regression and Naive Bayes were the best performing algorithms while Random Forest and SVM performed less effectively under this experimental design.</w:t>
-      </w:r>
-    </w:p>
-    <w:p>
-      <w:pPr>
-        <w:pStyle w:val="BodyText"/>
-      </w:pPr>
-      <w:r>
-        <w:t xml:space="preserve">(349 words)</w:t>
       </w:r>
     </w:p>
     <w:bookmarkEnd w:id="27"/>
@@ -236,26 +220,64 @@
       <w:r>
         <w:t xml:space="preserve">A limitation of this recommendation is that it is based on a single dataset and a specific resampling design, therefore, the results may differ when presented with new or differently distributed data. Additionally, Logistic Regression assumes a linear decision boundary, which may not hold in complex real-world credit datasets.</w:t>
       </w:r>
+    </w:p>
+    <w:bookmarkEnd w:id="28"/>
+    <w:bookmarkStart w:id="30" w:name="references"/>
+    <w:p>
+      <w:pPr>
+        <w:pStyle w:val="Heading1"/>
+      </w:pPr>
+      <w:r>
+        <w:t xml:space="preserve">References</w:t>
+      </w:r>
+    </w:p>
+    <w:p>
+      <w:pPr>
+        <w:pStyle w:val="FirstParagraph"/>
+      </w:pPr>
+      <w:r>
+        <w:t xml:space="preserve">Blanca, María J., Rafael Alarcón, Jaume Arnau, Roser Bono, and Rebecca Bendayan. 2018.</w:t>
+      </w:r>
       <w:r>
         <w:t xml:space="preserve"> </w:t>
       </w:r>
       <w:r>
-        <w:t xml:space="preserve">(97 words)</w:t>
-      </w:r>
-    </w:p>
-    <w:bookmarkEnd w:id="28"/>
-    <w:bookmarkStart w:id="29" w:name="references"/>
-    <w:p>
-      <w:pPr>
-        <w:pStyle w:val="Heading1"/>
-      </w:pPr>
-      <w:r>
-        <w:t xml:space="preserve">References</w:t>
-      </w:r>
-    </w:p>
-    <w:p>
-      <w:pPr>
-        <w:pStyle w:val="FirstParagraph"/>
+        <w:t xml:space="preserve">“Effect of variance ratio on ANOVA robustness: might 1.5 be the limit?”</w:t>
+      </w:r>
+      <w:r>
+        <w:t xml:space="preserve"> </w:t>
+      </w:r>
+      <w:r>
+        <w:rPr>
+          <w:i/>
+          <w:iCs/>
+        </w:rPr>
+        <w:t xml:space="preserve">Behavior Research Methods</w:t>
+      </w:r>
+      <w:r>
+        <w:t xml:space="preserve"> </w:t>
+      </w:r>
+      <w:r>
+        <w:t xml:space="preserve">50: 937–962.</w:t>
+      </w:r>
+      <w:r>
+        <w:t xml:space="preserve"> </w:t>
+      </w:r>
+      <w:hyperlink r:id="rId29">
+        <w:r>
+          <w:rPr>
+            <w:rStyle w:val="Hyperlink"/>
+          </w:rPr>
+          <w:t xml:space="preserve">https://doi.org/10.3758/s13428-017-0918-2</w:t>
+        </w:r>
+      </w:hyperlink>
+      <w:r>
+        <w:t xml:space="preserve">.</w:t>
+      </w:r>
+    </w:p>
+    <w:p>
+      <w:pPr>
+        <w:pStyle w:val="BodyText"/>
       </w:pPr>
       <w:r>
         <w:t xml:space="preserve">James, Gareth, Daniela Witten, Trevor Hastie, and Robert Tibshirani. 2013.</w:t>
@@ -295,7 +317,7 @@
         <w:t xml:space="preserve">. 1st ed. Hoboken, NJ: Wiley.</w:t>
       </w:r>
     </w:p>
-    <w:bookmarkEnd w:id="29"/>
+    <w:bookmarkEnd w:id="30"/>
     <w:sectPr>
       <w:footnotePr>
         <w:numRestart w:val="eachSect"/>
